--- a/Funzioni_Consegne_per_casa_4L.docx
+++ b/Funzioni_Consegne_per_casa_4L.docx
@@ -14,7 +14,7 @@
           <w:sz w:val="34"/>
           <w:szCs w:val="34"/>
         </w:rPr>
-        <w:t xml:space="preserve">FUNZIONI – ESERCIZI PER CASA</w:t>
+        <w:t xml:space="preserve">FUNZIONI – LE 4 ASSEGNAZIONI PER CASA</w:t>
       </w:r>
     </w:p>
     <w:p>
@@ -61,17 +61,27 @@
         <w:ind w:left="200" w:right="100"/>
       </w:pPr>
       <w:r>
-        <w:t xml:space="preserve">Svolgi gli esercizi </w:t>
+        <w:t xml:space="preserve">Dopo ogni lezione c’è un’assegnazione: </w:t>
       </w:r>
       <w:r>
         <w:rPr>
           <w:b/>
           <w:bCs/>
         </w:rPr>
-        <w:t xml:space="preserve">sul quaderno</w:t>
-      </w:r>
-      <w:r>
-        <w:t xml:space="preserve">, una consegna alla volta, scrivendo numero e pagina.</w:t>
+        <w:t xml:space="preserve">12 esercizi obbligatori</w:t>
+      </w:r>
+      <w:r>
+        <w:t xml:space="preserve">. I </w:t>
+      </w:r>
+      <w:r>
+        <w:rPr>
+          <w:b/>
+          <w:bCs/>
+        </w:rPr>
+        <w:t xml:space="preserve">facoltativi</w:t>
+      </w:r>
+      <w:r>
+        <w:t xml:space="preserve"> sono più difficili: falli se ti senti sicuro.</w:t>
       </w:r>
     </w:p>
     <w:p>
@@ -86,7 +96,7 @@
         <w:ind w:left="200" w:right="100"/>
       </w:pPr>
       <w:r>
-        <w:t xml:space="preserve">Prima di cominciare rileggi l’esercizio svolto dello stesso tipo nell’</w:t>
+        <w:t xml:space="preserve">Prima di cominciare rileggi gli esercizi svolti dello stesso tipo nell’</w:t>
       </w:r>
       <w:r>
         <w:rPr>
@@ -96,7 +106,7 @@
         <w:t xml:space="preserve">eserciziario</w:t>
       </w:r>
       <w:r>
-        <w:t xml:space="preserve"> e, se serve, il capitolo della </w:t>
+        <w:t xml:space="preserve"> e, se serve, la </w:t>
       </w:r>
       <w:r>
         <w:rPr>
@@ -121,7 +131,17 @@
         <w:ind w:left="200" w:right="100"/>
       </w:pPr>
       <w:r>
-        <w:t xml:space="preserve">Non saltare i passaggi: scrivi sempre la condizione (es. «denominatore </w:t>
+        <w:t xml:space="preserve">Svolgi gli esercizi </w:t>
+      </w:r>
+      <w:r>
+        <w:rPr>
+          <w:b/>
+          <w:bCs/>
+        </w:rPr>
+        <w:t xml:space="preserve">sul quaderno</w:t>
+      </w:r>
+      <w:r>
+        <w:t xml:space="preserve">, scrivendo numero e pagina. Non saltare i passaggi: scrivi sempre la condizione (es. «denominatore </w:t>
       </w:r>
       <w:r>
         <w:t xml:space="preserve"> ≠0 </w:t>
@@ -164,12 +184,12 @@
         <w:spacing w:after="100" w:before="200"/>
       </w:pPr>
       <w:r>
-        <w:t xml:space="preserve">Le consegne</w:t>
+        <w:t xml:space="preserve">Assegnazione 1 – Disequazioni (ripasso), immagini e controimmagini, dominio delle funzioni razionali</w:t>
       </w:r>
     </w:p>
     <w:tbl>
       <w:tblPr>
-        <w:tblW w:type="dxa" w:w="9500"/>
+        <w:tblW w:type="dxa" w:w="9400"/>
         <w:tblBorders>
           <w:top w:val="single" w:color="auto" w:sz="4"/>
           <w:left w:val="single" w:color="auto" w:sz="4"/>
@@ -180,10 +200,9 @@
         </w:tblBorders>
       </w:tblPr>
       <w:tblGrid>
-        <w:gridCol w:w="600"/>
-        <w:gridCol w:w="2800"/>
-        <w:gridCol w:w="5100"/>
-        <w:gridCol w:w="1000"/>
+        <w:gridCol w:w="1700"/>
+        <w:gridCol w:w="6800"/>
+        <w:gridCol w:w="900"/>
       </w:tblGrid>
       <w:tr>
         <w:trPr>
@@ -192,7 +211,30 @@
         </w:trPr>
         <w:tc>
           <w:tcPr>
-            <w:tcW w:type="dxa" w:w="600"/>
+            <w:tcW w:type="dxa" w:w="1700"/>
+            <w:tcBorders>
+              <w:top w:val="single" w:color="A6A6A6" w:sz="4"/>
+              <w:left w:val="single" w:color="A6A6A6" w:sz="4"/>
+              <w:bottom w:val="single" w:color="A6A6A6" w:sz="4"/>
+              <w:right w:val="single" w:color="A6A6A6" w:sz="4"/>
+            </w:tcBorders>
+            <w:shd w:fill="DCE6F1" w:color="auto" w:val="clear"/>
+            <w:tcMar>
+              <w:top w:type="dxa" w:w="60"/>
+              <w:left w:type="dxa" w:w="90"/>
+              <w:bottom w:type="dxa" w:w="60"/>
+              <w:right w:type="dxa" w:w="90"/>
+            </w:tcMar>
+          </w:tcPr>
+          <w:p>
+            <w:pPr>
+              <w:spacing w:after="40"/>
+            </w:pPr>
+          </w:p>
+        </w:tc>
+        <w:tc>
+          <w:tcPr>
+            <w:tcW w:type="dxa" w:w="6800"/>
             <w:tcBorders>
               <w:top w:val="single" w:color="A6A6A6" w:sz="4"/>
               <w:left w:val="single" w:color="A6A6A6" w:sz="4"/>
@@ -216,73 +258,13 @@
                 <w:b/>
                 <w:bCs/>
               </w:rPr>
-              <w:t xml:space="preserve">N.</w:t>
-            </w:r>
-          </w:p>
-        </w:tc>
-        <w:tc>
-          <w:tcPr>
-            <w:tcW w:type="dxa" w:w="2800"/>
-            <w:tcBorders>
-              <w:top w:val="single" w:color="A6A6A6" w:sz="4"/>
-              <w:left w:val="single" w:color="A6A6A6" w:sz="4"/>
-              <w:bottom w:val="single" w:color="A6A6A6" w:sz="4"/>
-              <w:right w:val="single" w:color="A6A6A6" w:sz="4"/>
-            </w:tcBorders>
-            <w:shd w:fill="DCE6F1" w:color="auto" w:val="clear"/>
-            <w:tcMar>
-              <w:top w:type="dxa" w:w="60"/>
-              <w:left w:type="dxa" w:w="90"/>
-              <w:bottom w:type="dxa" w:w="60"/>
-              <w:right w:type="dxa" w:w="90"/>
-            </w:tcMar>
-          </w:tcPr>
-          <w:p>
-            <w:pPr>
-              <w:spacing w:after="40"/>
-            </w:pPr>
-            <w:r>
-              <w:rPr>
-                <w:b/>
-                <w:bCs/>
-              </w:rPr>
-              <w:t xml:space="preserve">Argomento</w:t>
-            </w:r>
-          </w:p>
-        </w:tc>
-        <w:tc>
-          <w:tcPr>
-            <w:tcW w:type="dxa" w:w="5100"/>
-            <w:tcBorders>
-              <w:top w:val="single" w:color="A6A6A6" w:sz="4"/>
-              <w:left w:val="single" w:color="A6A6A6" w:sz="4"/>
-              <w:bottom w:val="single" w:color="A6A6A6" w:sz="4"/>
-              <w:right w:val="single" w:color="A6A6A6" w:sz="4"/>
-            </w:tcBorders>
-            <w:shd w:fill="DCE6F1" w:color="auto" w:val="clear"/>
-            <w:tcMar>
-              <w:top w:type="dxa" w:w="60"/>
-              <w:left w:type="dxa" w:w="90"/>
-              <w:bottom w:type="dxa" w:w="60"/>
-              <w:right w:type="dxa" w:w="90"/>
-            </w:tcMar>
-          </w:tcPr>
-          <w:p>
-            <w:pPr>
-              <w:spacing w:after="40"/>
-            </w:pPr>
-            <w:r>
-              <w:rPr>
-                <w:b/>
-                <w:bCs/>
-              </w:rPr>
               <w:t xml:space="preserve">Esercizi</w:t>
             </w:r>
           </w:p>
         </w:tc>
         <w:tc>
           <w:tcPr>
-            <w:tcW w:type="dxa" w:w="1000"/>
+            <w:tcW w:type="dxa" w:w="900"/>
             <w:tcBorders>
               <w:top w:val="single" w:color="A6A6A6" w:sz="4"/>
               <w:left w:val="single" w:color="A6A6A6" w:sz="4"/>
@@ -318,7 +300,36 @@
         </w:trPr>
         <w:tc>
           <w:tcPr>
-            <w:tcW w:type="dxa" w:w="600"/>
+            <w:tcW w:type="dxa" w:w="1700"/>
+            <w:tcBorders>
+              <w:top w:val="single" w:color="A6A6A6" w:sz="4"/>
+              <w:left w:val="single" w:color="A6A6A6" w:sz="4"/>
+              <w:bottom w:val="single" w:color="A6A6A6" w:sz="4"/>
+              <w:right w:val="single" w:color="A6A6A6" w:sz="4"/>
+            </w:tcBorders>
+            <w:tcMar>
+              <w:top w:type="dxa" w:w="60"/>
+              <w:left w:type="dxa" w:w="90"/>
+              <w:bottom w:type="dxa" w:w="60"/>
+              <w:right w:type="dxa" w:w="90"/>
+            </w:tcMar>
+          </w:tcPr>
+          <w:p>
+            <w:pPr>
+              <w:spacing w:after="40"/>
+            </w:pPr>
+            <w:r>
+              <w:rPr>
+                <w:b/>
+                <w:bCs/>
+              </w:rPr>
+              <w:t xml:space="preserve">Obbligatori</w:t>
+            </w:r>
+          </w:p>
+        </w:tc>
+        <w:tc>
+          <w:tcPr>
+            <w:tcW w:type="dxa" w:w="6800"/>
             <w:tcBorders>
               <w:top w:val="single" w:color="A6A6A6" w:sz="4"/>
               <w:left w:val="single" w:color="A6A6A6" w:sz="4"/>
@@ -341,71 +352,13 @@
                 <w:b w:val="false"/>
                 <w:bCs w:val="false"/>
               </w:rPr>
-              <w:t xml:space="preserve">1</w:t>
-            </w:r>
-          </w:p>
-        </w:tc>
-        <w:tc>
-          <w:tcPr>
-            <w:tcW w:type="dxa" w:w="2800"/>
-            <w:tcBorders>
-              <w:top w:val="single" w:color="A6A6A6" w:sz="4"/>
-              <w:left w:val="single" w:color="A6A6A6" w:sz="4"/>
-              <w:bottom w:val="single" w:color="A6A6A6" w:sz="4"/>
-              <w:right w:val="single" w:color="A6A6A6" w:sz="4"/>
-            </w:tcBorders>
-            <w:tcMar>
-              <w:top w:type="dxa" w:w="60"/>
-              <w:left w:type="dxa" w:w="90"/>
-              <w:bottom w:type="dxa" w:w="60"/>
-              <w:right w:type="dxa" w:w="90"/>
-            </w:tcMar>
-          </w:tcPr>
-          <w:p>
-            <w:pPr>
-              <w:spacing w:after="40"/>
-            </w:pPr>
-            <w:r>
-              <w:rPr>
-                <w:b w:val="false"/>
-                <w:bCs w:val="false"/>
-              </w:rPr>
-              <w:t xml:space="preserve">Prerequisiti: 1° grado e 2° grado</w:t>
-            </w:r>
-          </w:p>
-        </w:tc>
-        <w:tc>
-          <w:tcPr>
-            <w:tcW w:type="dxa" w:w="5100"/>
-            <w:tcBorders>
-              <w:top w:val="single" w:color="A6A6A6" w:sz="4"/>
-              <w:left w:val="single" w:color="A6A6A6" w:sz="4"/>
-              <w:bottom w:val="single" w:color="A6A6A6" w:sz="4"/>
-              <w:right w:val="single" w:color="A6A6A6" w:sz="4"/>
-            </w:tcBorders>
-            <w:tcMar>
-              <w:top w:type="dxa" w:w="60"/>
-              <w:left w:type="dxa" w:w="90"/>
-              <w:bottom w:type="dxa" w:w="60"/>
-              <w:right w:type="dxa" w:w="90"/>
-            </w:tcMar>
-          </w:tcPr>
-          <w:p>
-            <w:pPr>
-              <w:spacing w:after="40"/>
-            </w:pPr>
-            <w:r>
-              <w:rPr>
-                <w:b w:val="false"/>
-                <w:bCs w:val="false"/>
-              </w:rPr>
-              <w:t xml:space="preserve">R1–R10 (testo nella scheda)</w:t>
-            </w:r>
-          </w:p>
-        </w:tc>
-        <w:tc>
-          <w:tcPr>
-            <w:tcW w:type="dxa" w:w="1000"/>
+              <w:t xml:space="preserve">R1, R4, R6, R7, R9, R11 · pag. 18 n. 4, 8, 13 · pag. 19 n. 23, 29, 31</w:t>
+            </w:r>
+          </w:p>
+        </w:tc>
+        <w:tc>
+          <w:tcPr>
+            <w:tcW w:type="dxa" w:w="900"/>
             <w:tcBorders>
               <w:top w:val="single" w:color="A6A6A6" w:sz="4"/>
               <w:left w:val="single" w:color="A6A6A6" w:sz="4"/>
@@ -440,7 +393,36 @@
         </w:trPr>
         <w:tc>
           <w:tcPr>
-            <w:tcW w:type="dxa" w:w="600"/>
+            <w:tcW w:type="dxa" w:w="1700"/>
+            <w:tcBorders>
+              <w:top w:val="single" w:color="A6A6A6" w:sz="4"/>
+              <w:left w:val="single" w:color="A6A6A6" w:sz="4"/>
+              <w:bottom w:val="single" w:color="A6A6A6" w:sz="4"/>
+              <w:right w:val="single" w:color="A6A6A6" w:sz="4"/>
+            </w:tcBorders>
+            <w:tcMar>
+              <w:top w:type="dxa" w:w="60"/>
+              <w:left w:type="dxa" w:w="90"/>
+              <w:bottom w:type="dxa" w:w="60"/>
+              <w:right w:type="dxa" w:w="90"/>
+            </w:tcMar>
+          </w:tcPr>
+          <w:p>
+            <w:pPr>
+              <w:spacing w:after="40"/>
+            </w:pPr>
+            <w:r>
+              <w:rPr>
+                <w:b/>
+                <w:bCs/>
+              </w:rPr>
+              <w:t xml:space="preserve">Facoltativi</w:t>
+            </w:r>
+          </w:p>
+        </w:tc>
+        <w:tc>
+          <w:tcPr>
+            <w:tcW w:type="dxa" w:w="6800"/>
             <w:tcBorders>
               <w:top w:val="single" w:color="A6A6A6" w:sz="4"/>
               <w:left w:val="single" w:color="A6A6A6" w:sz="4"/>
@@ -463,13 +445,13 @@
                 <w:b w:val="false"/>
                 <w:bCs w:val="false"/>
               </w:rPr>
-              <w:t xml:space="preserve">2</w:t>
-            </w:r>
-          </w:p>
-        </w:tc>
-        <w:tc>
-          <w:tcPr>
-            <w:tcW w:type="dxa" w:w="2800"/>
+              <w:t xml:space="preserve">R12 · pag. 18 n. 15 · pag. 19 n. 36</w:t>
+            </w:r>
+          </w:p>
+        </w:tc>
+        <w:tc>
+          <w:tcPr>
+            <w:tcW w:type="dxa" w:w="900"/>
             <w:tcBorders>
               <w:top w:val="single" w:color="A6A6A6" w:sz="4"/>
               <w:left w:val="single" w:color="A6A6A6" w:sz="4"/>
@@ -492,65 +474,124 @@
                 <w:b w:val="false"/>
                 <w:bCs w:val="false"/>
               </w:rPr>
-              <w:t xml:space="preserve">Prerequisiti: disequazioni fratte</w:t>
-            </w:r>
-          </w:p>
-        </w:tc>
-        <w:tc>
-          <w:tcPr>
-            <w:tcW w:type="dxa" w:w="5100"/>
-            <w:tcBorders>
-              <w:top w:val="single" w:color="A6A6A6" w:sz="4"/>
-              <w:left w:val="single" w:color="A6A6A6" w:sz="4"/>
-              <w:bottom w:val="single" w:color="A6A6A6" w:sz="4"/>
-              <w:right w:val="single" w:color="A6A6A6" w:sz="4"/>
-            </w:tcBorders>
-            <w:tcMar>
-              <w:top w:type="dxa" w:w="60"/>
-              <w:left w:type="dxa" w:w="90"/>
-              <w:bottom w:type="dxa" w:w="60"/>
-              <w:right w:type="dxa" w:w="90"/>
-            </w:tcMar>
-          </w:tcPr>
-          <w:p>
-            <w:pPr>
-              <w:spacing w:after="40"/>
-            </w:pPr>
-            <w:r>
-              <w:rPr>
-                <w:b w:val="false"/>
-                <w:bCs w:val="false"/>
-              </w:rPr>
-              <w:t xml:space="preserve">R11, R12</w:t>
-            </w:r>
-          </w:p>
-        </w:tc>
-        <w:tc>
-          <w:tcPr>
-            <w:tcW w:type="dxa" w:w="1000"/>
-            <w:tcBorders>
-              <w:top w:val="single" w:color="A6A6A6" w:sz="4"/>
-              <w:left w:val="single" w:color="A6A6A6" w:sz="4"/>
-              <w:bottom w:val="single" w:color="A6A6A6" w:sz="4"/>
-              <w:right w:val="single" w:color="A6A6A6" w:sz="4"/>
-            </w:tcBorders>
-            <w:tcMar>
-              <w:top w:type="dxa" w:w="60"/>
-              <w:left w:type="dxa" w:w="90"/>
-              <w:bottom w:type="dxa" w:w="60"/>
-              <w:right w:type="dxa" w:w="90"/>
-            </w:tcMar>
-          </w:tcPr>
-          <w:p>
-            <w:pPr>
-              <w:spacing w:after="40"/>
-            </w:pPr>
-            <w:r>
-              <w:rPr>
-                <w:b w:val="false"/>
-                <w:bCs w:val="false"/>
-              </w:rPr>
               <w:t xml:space="preserve">☐</w:t>
+            </w:r>
+          </w:p>
+        </w:tc>
+      </w:tr>
+    </w:tbl>
+    <w:p>
+      <w:pPr>
+        <w:pStyle w:val="Heading2"/>
+        <w:keepNext/>
+        <w:spacing w:after="100" w:before="200"/>
+      </w:pPr>
+      <w:r>
+        <w:t xml:space="preserve">Assegnazione 2 – Dominio delle funzioni irrazionali; dominio: esercizi riassuntivi</w:t>
+      </w:r>
+    </w:p>
+    <w:tbl>
+      <w:tblPr>
+        <w:tblW w:type="dxa" w:w="9400"/>
+        <w:tblBorders>
+          <w:top w:val="single" w:color="auto" w:sz="4"/>
+          <w:left w:val="single" w:color="auto" w:sz="4"/>
+          <w:bottom w:val="single" w:color="auto" w:sz="4"/>
+          <w:right w:val="single" w:color="auto" w:sz="4"/>
+          <w:insideH w:val="single" w:color="auto" w:sz="4"/>
+          <w:insideV w:val="single" w:color="auto" w:sz="4"/>
+        </w:tblBorders>
+      </w:tblPr>
+      <w:tblGrid>
+        <w:gridCol w:w="1700"/>
+        <w:gridCol w:w="6800"/>
+        <w:gridCol w:w="900"/>
+      </w:tblGrid>
+      <w:tr>
+        <w:trPr>
+          <w:cantSplit/>
+          <w:tblHeader/>
+        </w:trPr>
+        <w:tc>
+          <w:tcPr>
+            <w:tcW w:type="dxa" w:w="1700"/>
+            <w:tcBorders>
+              <w:top w:val="single" w:color="A6A6A6" w:sz="4"/>
+              <w:left w:val="single" w:color="A6A6A6" w:sz="4"/>
+              <w:bottom w:val="single" w:color="A6A6A6" w:sz="4"/>
+              <w:right w:val="single" w:color="A6A6A6" w:sz="4"/>
+            </w:tcBorders>
+            <w:shd w:fill="DCE6F1" w:color="auto" w:val="clear"/>
+            <w:tcMar>
+              <w:top w:type="dxa" w:w="60"/>
+              <w:left w:type="dxa" w:w="90"/>
+              <w:bottom w:type="dxa" w:w="60"/>
+              <w:right w:type="dxa" w:w="90"/>
+            </w:tcMar>
+          </w:tcPr>
+          <w:p>
+            <w:pPr>
+              <w:spacing w:after="40"/>
+            </w:pPr>
+          </w:p>
+        </w:tc>
+        <w:tc>
+          <w:tcPr>
+            <w:tcW w:type="dxa" w:w="6800"/>
+            <w:tcBorders>
+              <w:top w:val="single" w:color="A6A6A6" w:sz="4"/>
+              <w:left w:val="single" w:color="A6A6A6" w:sz="4"/>
+              <w:bottom w:val="single" w:color="A6A6A6" w:sz="4"/>
+              <w:right w:val="single" w:color="A6A6A6" w:sz="4"/>
+            </w:tcBorders>
+            <w:shd w:fill="DCE6F1" w:color="auto" w:val="clear"/>
+            <w:tcMar>
+              <w:top w:type="dxa" w:w="60"/>
+              <w:left w:type="dxa" w:w="90"/>
+              <w:bottom w:type="dxa" w:w="60"/>
+              <w:right w:type="dxa" w:w="90"/>
+            </w:tcMar>
+          </w:tcPr>
+          <w:p>
+            <w:pPr>
+              <w:spacing w:after="40"/>
+            </w:pPr>
+            <w:r>
+              <w:rPr>
+                <w:b/>
+                <w:bCs/>
+              </w:rPr>
+              <w:t xml:space="preserve">Esercizi</w:t>
+            </w:r>
+          </w:p>
+        </w:tc>
+        <w:tc>
+          <w:tcPr>
+            <w:tcW w:type="dxa" w:w="900"/>
+            <w:tcBorders>
+              <w:top w:val="single" w:color="A6A6A6" w:sz="4"/>
+              <w:left w:val="single" w:color="A6A6A6" w:sz="4"/>
+              <w:bottom w:val="single" w:color="A6A6A6" w:sz="4"/>
+              <w:right w:val="single" w:color="A6A6A6" w:sz="4"/>
+            </w:tcBorders>
+            <w:shd w:fill="DCE6F1" w:color="auto" w:val="clear"/>
+            <w:tcMar>
+              <w:top w:type="dxa" w:w="60"/>
+              <w:left w:type="dxa" w:w="90"/>
+              <w:bottom w:type="dxa" w:w="60"/>
+              <w:right w:type="dxa" w:w="90"/>
+            </w:tcMar>
+          </w:tcPr>
+          <w:p>
+            <w:pPr>
+              <w:spacing w:after="40"/>
+            </w:pPr>
+            <w:r>
+              <w:rPr>
+                <w:b/>
+                <w:bCs/>
+              </w:rPr>
+              <w:t xml:space="preserve">Fatto</w:t>
             </w:r>
           </w:p>
         </w:tc>
@@ -562,7 +603,36 @@
         </w:trPr>
         <w:tc>
           <w:tcPr>
-            <w:tcW w:type="dxa" w:w="600"/>
+            <w:tcW w:type="dxa" w:w="1700"/>
+            <w:tcBorders>
+              <w:top w:val="single" w:color="A6A6A6" w:sz="4"/>
+              <w:left w:val="single" w:color="A6A6A6" w:sz="4"/>
+              <w:bottom w:val="single" w:color="A6A6A6" w:sz="4"/>
+              <w:right w:val="single" w:color="A6A6A6" w:sz="4"/>
+            </w:tcBorders>
+            <w:tcMar>
+              <w:top w:type="dxa" w:w="60"/>
+              <w:left w:type="dxa" w:w="90"/>
+              <w:bottom w:type="dxa" w:w="60"/>
+              <w:right w:type="dxa" w:w="90"/>
+            </w:tcMar>
+          </w:tcPr>
+          <w:p>
+            <w:pPr>
+              <w:spacing w:after="40"/>
+            </w:pPr>
+            <w:r>
+              <w:rPr>
+                <w:b/>
+                <w:bCs/>
+              </w:rPr>
+              <w:t xml:space="preserve">Obbligatori</w:t>
+            </w:r>
+          </w:p>
+        </w:tc>
+        <w:tc>
+          <w:tcPr>
+            <w:tcW w:type="dxa" w:w="6800"/>
             <w:tcBorders>
               <w:top w:val="single" w:color="A6A6A6" w:sz="4"/>
               <w:left w:val="single" w:color="A6A6A6" w:sz="4"/>
@@ -585,71 +655,13 @@
                 <w:b w:val="false"/>
                 <w:bCs w:val="false"/>
               </w:rPr>
-              <w:t xml:space="preserve">3</w:t>
-            </w:r>
-          </w:p>
-        </w:tc>
-        <w:tc>
-          <w:tcPr>
-            <w:tcW w:type="dxa" w:w="2800"/>
-            <w:tcBorders>
-              <w:top w:val="single" w:color="A6A6A6" w:sz="4"/>
-              <w:left w:val="single" w:color="A6A6A6" w:sz="4"/>
-              <w:bottom w:val="single" w:color="A6A6A6" w:sz="4"/>
-              <w:right w:val="single" w:color="A6A6A6" w:sz="4"/>
-            </w:tcBorders>
-            <w:tcMar>
-              <w:top w:type="dxa" w:w="60"/>
-              <w:left w:type="dxa" w:w="90"/>
-              <w:bottom w:type="dxa" w:w="60"/>
-              <w:right w:type="dxa" w:w="90"/>
-            </w:tcMar>
-          </w:tcPr>
-          <w:p>
-            <w:pPr>
-              <w:spacing w:after="40"/>
-            </w:pPr>
-            <w:r>
-              <w:rPr>
-                <w:b w:val="false"/>
-                <w:bCs w:val="false"/>
-              </w:rPr>
-              <w:t xml:space="preserve">Immagini e controimmagini</w:t>
-            </w:r>
-          </w:p>
-        </w:tc>
-        <w:tc>
-          <w:tcPr>
-            <w:tcW w:type="dxa" w:w="5100"/>
-            <w:tcBorders>
-              <w:top w:val="single" w:color="A6A6A6" w:sz="4"/>
-              <w:left w:val="single" w:color="A6A6A6" w:sz="4"/>
-              <w:bottom w:val="single" w:color="A6A6A6" w:sz="4"/>
-              <w:right w:val="single" w:color="A6A6A6" w:sz="4"/>
-            </w:tcBorders>
-            <w:tcMar>
-              <w:top w:type="dxa" w:w="60"/>
-              <w:left w:type="dxa" w:w="90"/>
-              <w:bottom w:type="dxa" w:w="60"/>
-              <w:right w:type="dxa" w:w="90"/>
-            </w:tcMar>
-          </w:tcPr>
-          <w:p>
-            <w:pPr>
-              <w:spacing w:after="40"/>
-            </w:pPr>
-            <w:r>
-              <w:rPr>
-                <w:b w:val="false"/>
-                <w:bCs w:val="false"/>
-              </w:rPr>
-              <w:t xml:space="preserve">pag. 18 n. 4, 5, 6, 7, 8, 9, 10, 11, 13, 15</w:t>
-            </w:r>
-          </w:p>
-        </w:tc>
-        <w:tc>
-          <w:tcPr>
-            <w:tcW w:type="dxa" w:w="1000"/>
+              <w:t xml:space="preserve">pag. 19 n. 30 · pag. 20 n. 38, 40, 41, 45, 47, 48, 57 · pag. 21 n. 81, 91, 97, 101</w:t>
+            </w:r>
+          </w:p>
+        </w:tc>
+        <w:tc>
+          <w:tcPr>
+            <w:tcW w:type="dxa" w:w="900"/>
             <w:tcBorders>
               <w:top w:val="single" w:color="A6A6A6" w:sz="4"/>
               <w:left w:val="single" w:color="A6A6A6" w:sz="4"/>
@@ -684,7 +696,36 @@
         </w:trPr>
         <w:tc>
           <w:tcPr>
-            <w:tcW w:type="dxa" w:w="600"/>
+            <w:tcW w:type="dxa" w:w="1700"/>
+            <w:tcBorders>
+              <w:top w:val="single" w:color="A6A6A6" w:sz="4"/>
+              <w:left w:val="single" w:color="A6A6A6" w:sz="4"/>
+              <w:bottom w:val="single" w:color="A6A6A6" w:sz="4"/>
+              <w:right w:val="single" w:color="A6A6A6" w:sz="4"/>
+            </w:tcBorders>
+            <w:tcMar>
+              <w:top w:type="dxa" w:w="60"/>
+              <w:left w:type="dxa" w:w="90"/>
+              <w:bottom w:type="dxa" w:w="60"/>
+              <w:right w:type="dxa" w:w="90"/>
+            </w:tcMar>
+          </w:tcPr>
+          <w:p>
+            <w:pPr>
+              <w:spacing w:after="40"/>
+            </w:pPr>
+            <w:r>
+              <w:rPr>
+                <w:b/>
+                <w:bCs/>
+              </w:rPr>
+              <w:t xml:space="preserve">Facoltativi</w:t>
+            </w:r>
+          </w:p>
+        </w:tc>
+        <w:tc>
+          <w:tcPr>
+            <w:tcW w:type="dxa" w:w="6800"/>
             <w:tcBorders>
               <w:top w:val="single" w:color="A6A6A6" w:sz="4"/>
               <w:left w:val="single" w:color="A6A6A6" w:sz="4"/>
@@ -707,13 +748,13 @@
                 <w:b w:val="false"/>
                 <w:bCs w:val="false"/>
               </w:rPr>
-              <w:t xml:space="preserve">4</w:t>
-            </w:r>
-          </w:p>
-        </w:tc>
-        <w:tc>
-          <w:tcPr>
-            <w:tcW w:type="dxa" w:w="2800"/>
+              <w:t xml:space="preserve">pag. 21 n. 103, 106</w:t>
+            </w:r>
+          </w:p>
+        </w:tc>
+        <w:tc>
+          <w:tcPr>
+            <w:tcW w:type="dxa" w:w="900"/>
             <w:tcBorders>
               <w:top w:val="single" w:color="A6A6A6" w:sz="4"/>
               <w:left w:val="single" w:color="A6A6A6" w:sz="4"/>
@@ -736,65 +777,124 @@
                 <w:b w:val="false"/>
                 <w:bCs w:val="false"/>
               </w:rPr>
-              <w:t xml:space="preserve">Dominio: funzioni razionali</w:t>
-            </w:r>
-          </w:p>
-        </w:tc>
-        <w:tc>
-          <w:tcPr>
-            <w:tcW w:type="dxa" w:w="5100"/>
-            <w:tcBorders>
-              <w:top w:val="single" w:color="A6A6A6" w:sz="4"/>
-              <w:left w:val="single" w:color="A6A6A6" w:sz="4"/>
-              <w:bottom w:val="single" w:color="A6A6A6" w:sz="4"/>
-              <w:right w:val="single" w:color="A6A6A6" w:sz="4"/>
-            </w:tcBorders>
-            <w:tcMar>
-              <w:top w:type="dxa" w:w="60"/>
-              <w:left w:type="dxa" w:w="90"/>
-              <w:bottom w:type="dxa" w:w="60"/>
-              <w:right w:type="dxa" w:w="90"/>
-            </w:tcMar>
-          </w:tcPr>
-          <w:p>
-            <w:pPr>
-              <w:spacing w:after="40"/>
-            </w:pPr>
-            <w:r>
-              <w:rPr>
-                <w:b w:val="false"/>
-                <w:bCs w:val="false"/>
-              </w:rPr>
-              <w:t xml:space="preserve">pag. 19 n. 23, 24, 25, 26, 28, 29, 30, 31, 34, 36</w:t>
-            </w:r>
-          </w:p>
-        </w:tc>
-        <w:tc>
-          <w:tcPr>
-            <w:tcW w:type="dxa" w:w="1000"/>
-            <w:tcBorders>
-              <w:top w:val="single" w:color="A6A6A6" w:sz="4"/>
-              <w:left w:val="single" w:color="A6A6A6" w:sz="4"/>
-              <w:bottom w:val="single" w:color="A6A6A6" w:sz="4"/>
-              <w:right w:val="single" w:color="A6A6A6" w:sz="4"/>
-            </w:tcBorders>
-            <w:tcMar>
-              <w:top w:type="dxa" w:w="60"/>
-              <w:left w:type="dxa" w:w="90"/>
-              <w:bottom w:type="dxa" w:w="60"/>
-              <w:right w:type="dxa" w:w="90"/>
-            </w:tcMar>
-          </w:tcPr>
-          <w:p>
-            <w:pPr>
-              <w:spacing w:after="40"/>
-            </w:pPr>
-            <w:r>
-              <w:rPr>
-                <w:b w:val="false"/>
-                <w:bCs w:val="false"/>
-              </w:rPr>
               <w:t xml:space="preserve">☐</w:t>
+            </w:r>
+          </w:p>
+        </w:tc>
+      </w:tr>
+    </w:tbl>
+    <w:p>
+      <w:pPr>
+        <w:pStyle w:val="Heading2"/>
+        <w:keepNext/>
+        <w:spacing w:after="100" w:before="200"/>
+      </w:pPr>
+      <w:r>
+        <w:t xml:space="preserve">Assegnazione 3 – Leggere un grafico; segno e zeri; funzioni pari e dispari</w:t>
+      </w:r>
+    </w:p>
+    <w:tbl>
+      <w:tblPr>
+        <w:tblW w:type="dxa" w:w="9400"/>
+        <w:tblBorders>
+          <w:top w:val="single" w:color="auto" w:sz="4"/>
+          <w:left w:val="single" w:color="auto" w:sz="4"/>
+          <w:bottom w:val="single" w:color="auto" w:sz="4"/>
+          <w:right w:val="single" w:color="auto" w:sz="4"/>
+          <w:insideH w:val="single" w:color="auto" w:sz="4"/>
+          <w:insideV w:val="single" w:color="auto" w:sz="4"/>
+        </w:tblBorders>
+      </w:tblPr>
+      <w:tblGrid>
+        <w:gridCol w:w="1700"/>
+        <w:gridCol w:w="6800"/>
+        <w:gridCol w:w="900"/>
+      </w:tblGrid>
+      <w:tr>
+        <w:trPr>
+          <w:cantSplit/>
+          <w:tblHeader/>
+        </w:trPr>
+        <w:tc>
+          <w:tcPr>
+            <w:tcW w:type="dxa" w:w="1700"/>
+            <w:tcBorders>
+              <w:top w:val="single" w:color="A6A6A6" w:sz="4"/>
+              <w:left w:val="single" w:color="A6A6A6" w:sz="4"/>
+              <w:bottom w:val="single" w:color="A6A6A6" w:sz="4"/>
+              <w:right w:val="single" w:color="A6A6A6" w:sz="4"/>
+            </w:tcBorders>
+            <w:shd w:fill="DCE6F1" w:color="auto" w:val="clear"/>
+            <w:tcMar>
+              <w:top w:type="dxa" w:w="60"/>
+              <w:left w:type="dxa" w:w="90"/>
+              <w:bottom w:type="dxa" w:w="60"/>
+              <w:right w:type="dxa" w:w="90"/>
+            </w:tcMar>
+          </w:tcPr>
+          <w:p>
+            <w:pPr>
+              <w:spacing w:after="40"/>
+            </w:pPr>
+          </w:p>
+        </w:tc>
+        <w:tc>
+          <w:tcPr>
+            <w:tcW w:type="dxa" w:w="6800"/>
+            <w:tcBorders>
+              <w:top w:val="single" w:color="A6A6A6" w:sz="4"/>
+              <w:left w:val="single" w:color="A6A6A6" w:sz="4"/>
+              <w:bottom w:val="single" w:color="A6A6A6" w:sz="4"/>
+              <w:right w:val="single" w:color="A6A6A6" w:sz="4"/>
+            </w:tcBorders>
+            <w:shd w:fill="DCE6F1" w:color="auto" w:val="clear"/>
+            <w:tcMar>
+              <w:top w:type="dxa" w:w="60"/>
+              <w:left w:type="dxa" w:w="90"/>
+              <w:bottom w:type="dxa" w:w="60"/>
+              <w:right w:type="dxa" w:w="90"/>
+            </w:tcMar>
+          </w:tcPr>
+          <w:p>
+            <w:pPr>
+              <w:spacing w:after="40"/>
+            </w:pPr>
+            <w:r>
+              <w:rPr>
+                <w:b/>
+                <w:bCs/>
+              </w:rPr>
+              <w:t xml:space="preserve">Esercizi</w:t>
+            </w:r>
+          </w:p>
+        </w:tc>
+        <w:tc>
+          <w:tcPr>
+            <w:tcW w:type="dxa" w:w="900"/>
+            <w:tcBorders>
+              <w:top w:val="single" w:color="A6A6A6" w:sz="4"/>
+              <w:left w:val="single" w:color="A6A6A6" w:sz="4"/>
+              <w:bottom w:val="single" w:color="A6A6A6" w:sz="4"/>
+              <w:right w:val="single" w:color="A6A6A6" w:sz="4"/>
+            </w:tcBorders>
+            <w:shd w:fill="DCE6F1" w:color="auto" w:val="clear"/>
+            <w:tcMar>
+              <w:top w:type="dxa" w:w="60"/>
+              <w:left w:type="dxa" w:w="90"/>
+              <w:bottom w:type="dxa" w:w="60"/>
+              <w:right w:type="dxa" w:w="90"/>
+            </w:tcMar>
+          </w:tcPr>
+          <w:p>
+            <w:pPr>
+              <w:spacing w:after="40"/>
+            </w:pPr>
+            <w:r>
+              <w:rPr>
+                <w:b/>
+                <w:bCs/>
+              </w:rPr>
+              <w:t xml:space="preserve">Fatto</w:t>
             </w:r>
           </w:p>
         </w:tc>
@@ -806,7 +906,36 @@
         </w:trPr>
         <w:tc>
           <w:tcPr>
-            <w:tcW w:type="dxa" w:w="600"/>
+            <w:tcW w:type="dxa" w:w="1700"/>
+            <w:tcBorders>
+              <w:top w:val="single" w:color="A6A6A6" w:sz="4"/>
+              <w:left w:val="single" w:color="A6A6A6" w:sz="4"/>
+              <w:bottom w:val="single" w:color="A6A6A6" w:sz="4"/>
+              <w:right w:val="single" w:color="A6A6A6" w:sz="4"/>
+            </w:tcBorders>
+            <w:tcMar>
+              <w:top w:type="dxa" w:w="60"/>
+              <w:left w:type="dxa" w:w="90"/>
+              <w:bottom w:type="dxa" w:w="60"/>
+              <w:right w:type="dxa" w:w="90"/>
+            </w:tcMar>
+          </w:tcPr>
+          <w:p>
+            <w:pPr>
+              <w:spacing w:after="40"/>
+            </w:pPr>
+            <w:r>
+              <w:rPr>
+                <w:b/>
+                <w:bCs/>
+              </w:rPr>
+              <w:t xml:space="preserve">Obbligatori</w:t>
+            </w:r>
+          </w:p>
+        </w:tc>
+        <w:tc>
+          <w:tcPr>
+            <w:tcW w:type="dxa" w:w="6800"/>
             <w:tcBorders>
               <w:top w:val="single" w:color="A6A6A6" w:sz="4"/>
               <w:left w:val="single" w:color="A6A6A6" w:sz="4"/>
@@ -829,71 +958,13 @@
                 <w:b w:val="false"/>
                 <w:bCs w:val="false"/>
               </w:rPr>
-              <w:t xml:space="preserve">5</w:t>
-            </w:r>
-          </w:p>
-        </w:tc>
-        <w:tc>
-          <w:tcPr>
-            <w:tcW w:type="dxa" w:w="2800"/>
-            <w:tcBorders>
-              <w:top w:val="single" w:color="A6A6A6" w:sz="4"/>
-              <w:left w:val="single" w:color="A6A6A6" w:sz="4"/>
-              <w:bottom w:val="single" w:color="A6A6A6" w:sz="4"/>
-              <w:right w:val="single" w:color="A6A6A6" w:sz="4"/>
-            </w:tcBorders>
-            <w:tcMar>
-              <w:top w:type="dxa" w:w="60"/>
-              <w:left w:type="dxa" w:w="90"/>
-              <w:bottom w:type="dxa" w:w="60"/>
-              <w:right w:type="dxa" w:w="90"/>
-            </w:tcMar>
-          </w:tcPr>
-          <w:p>
-            <w:pPr>
-              <w:spacing w:after="40"/>
-            </w:pPr>
-            <w:r>
-              <w:rPr>
-                <w:b w:val="false"/>
-                <w:bCs w:val="false"/>
-              </w:rPr>
-              <w:t xml:space="preserve">Dominio: funzioni irrazionali</w:t>
-            </w:r>
-          </w:p>
-        </w:tc>
-        <w:tc>
-          <w:tcPr>
-            <w:tcW w:type="dxa" w:w="5100"/>
-            <w:tcBorders>
-              <w:top w:val="single" w:color="A6A6A6" w:sz="4"/>
-              <w:left w:val="single" w:color="A6A6A6" w:sz="4"/>
-              <w:bottom w:val="single" w:color="A6A6A6" w:sz="4"/>
-              <w:right w:val="single" w:color="A6A6A6" w:sz="4"/>
-            </w:tcBorders>
-            <w:tcMar>
-              <w:top w:type="dxa" w:w="60"/>
-              <w:left w:type="dxa" w:w="90"/>
-              <w:bottom w:type="dxa" w:w="60"/>
-              <w:right w:type="dxa" w:w="90"/>
-            </w:tcMar>
-          </w:tcPr>
-          <w:p>
-            <w:pPr>
-              <w:spacing w:after="40"/>
-            </w:pPr>
-            <w:r>
-              <w:rPr>
-                <w:b w:val="false"/>
-                <w:bCs w:val="false"/>
-              </w:rPr>
-              <w:t xml:space="preserve">pag. 20 n. 38, 39, 40, 41, 45, 47, 48, 49, 50, 57</w:t>
-            </w:r>
-          </w:p>
-        </w:tc>
-        <w:tc>
-          <w:tcPr>
-            <w:tcW w:type="dxa" w:w="1000"/>
+              <w:t xml:space="preserve">pag. 22 n. 118, 121 · pag. 32 n. 280 · pag. 33 n. 284 · pag. 29 n. 233, 234, 241, 244 · pag. 31 n. 265, 267, 269, 273</w:t>
+            </w:r>
+          </w:p>
+        </w:tc>
+        <w:tc>
+          <w:tcPr>
+            <w:tcW w:type="dxa" w:w="900"/>
             <w:tcBorders>
               <w:top w:val="single" w:color="A6A6A6" w:sz="4"/>
               <w:left w:val="single" w:color="A6A6A6" w:sz="4"/>
@@ -928,7 +999,36 @@
         </w:trPr>
         <w:tc>
           <w:tcPr>
-            <w:tcW w:type="dxa" w:w="600"/>
+            <w:tcW w:type="dxa" w:w="1700"/>
+            <w:tcBorders>
+              <w:top w:val="single" w:color="A6A6A6" w:sz="4"/>
+              <w:left w:val="single" w:color="A6A6A6" w:sz="4"/>
+              <w:bottom w:val="single" w:color="A6A6A6" w:sz="4"/>
+              <w:right w:val="single" w:color="A6A6A6" w:sz="4"/>
+            </w:tcBorders>
+            <w:tcMar>
+              <w:top w:type="dxa" w:w="60"/>
+              <w:left w:type="dxa" w:w="90"/>
+              <w:bottom w:type="dxa" w:w="60"/>
+              <w:right w:type="dxa" w:w="90"/>
+            </w:tcMar>
+          </w:tcPr>
+          <w:p>
+            <w:pPr>
+              <w:spacing w:after="40"/>
+            </w:pPr>
+            <w:r>
+              <w:rPr>
+                <w:b/>
+                <w:bCs/>
+              </w:rPr>
+              <w:t xml:space="preserve">Facoltativi</w:t>
+            </w:r>
+          </w:p>
+        </w:tc>
+        <w:tc>
+          <w:tcPr>
+            <w:tcW w:type="dxa" w:w="6800"/>
             <w:tcBorders>
               <w:top w:val="single" w:color="A6A6A6" w:sz="4"/>
               <w:left w:val="single" w:color="A6A6A6" w:sz="4"/>
@@ -951,13 +1051,13 @@
                 <w:b w:val="false"/>
                 <w:bCs w:val="false"/>
               </w:rPr>
-              <w:t xml:space="preserve">6</w:t>
-            </w:r>
-          </w:p>
-        </w:tc>
-        <w:tc>
-          <w:tcPr>
-            <w:tcW w:type="dxa" w:w="2800"/>
+              <w:t xml:space="preserve">pag. 29 n. 243 · pag. 39 n. 344 · pag. 31 n. 277</w:t>
+            </w:r>
+          </w:p>
+        </w:tc>
+        <w:tc>
+          <w:tcPr>
+            <w:tcW w:type="dxa" w:w="900"/>
             <w:tcBorders>
               <w:top w:val="single" w:color="A6A6A6" w:sz="4"/>
               <w:left w:val="single" w:color="A6A6A6" w:sz="4"/>
@@ -980,65 +1080,124 @@
                 <w:b w:val="false"/>
                 <w:bCs w:val="false"/>
               </w:rPr>
-              <w:t xml:space="preserve">Dominio: riassuntivi</w:t>
-            </w:r>
-          </w:p>
-        </w:tc>
-        <w:tc>
-          <w:tcPr>
-            <w:tcW w:type="dxa" w:w="5100"/>
-            <w:tcBorders>
-              <w:top w:val="single" w:color="A6A6A6" w:sz="4"/>
-              <w:left w:val="single" w:color="A6A6A6" w:sz="4"/>
-              <w:bottom w:val="single" w:color="A6A6A6" w:sz="4"/>
-              <w:right w:val="single" w:color="A6A6A6" w:sz="4"/>
-            </w:tcBorders>
-            <w:tcMar>
-              <w:top w:type="dxa" w:w="60"/>
-              <w:left w:type="dxa" w:w="90"/>
-              <w:bottom w:type="dxa" w:w="60"/>
-              <w:right w:type="dxa" w:w="90"/>
-            </w:tcMar>
-          </w:tcPr>
-          <w:p>
-            <w:pPr>
-              <w:spacing w:after="40"/>
-            </w:pPr>
-            <w:r>
-              <w:rPr>
-                <w:b w:val="false"/>
-                <w:bCs w:val="false"/>
-              </w:rPr>
-              <w:t xml:space="preserve">pag. 21 n. 81, 83, 86, 90, 91, 96, 97, 101, 103, 106</w:t>
-            </w:r>
-          </w:p>
-        </w:tc>
-        <w:tc>
-          <w:tcPr>
-            <w:tcW w:type="dxa" w:w="1000"/>
-            <w:tcBorders>
-              <w:top w:val="single" w:color="A6A6A6" w:sz="4"/>
-              <w:left w:val="single" w:color="A6A6A6" w:sz="4"/>
-              <w:bottom w:val="single" w:color="A6A6A6" w:sz="4"/>
-              <w:right w:val="single" w:color="A6A6A6" w:sz="4"/>
-            </w:tcBorders>
-            <w:tcMar>
-              <w:top w:type="dxa" w:w="60"/>
-              <w:left w:type="dxa" w:w="90"/>
-              <w:bottom w:type="dxa" w:w="60"/>
-              <w:right w:type="dxa" w:w="90"/>
-            </w:tcMar>
-          </w:tcPr>
-          <w:p>
-            <w:pPr>
-              <w:spacing w:after="40"/>
-            </w:pPr>
-            <w:r>
-              <w:rPr>
-                <w:b w:val="false"/>
-                <w:bCs w:val="false"/>
-              </w:rPr>
               <w:t xml:space="preserve">☐</w:t>
+            </w:r>
+          </w:p>
+        </w:tc>
+      </w:tr>
+    </w:tbl>
+    <w:p>
+      <w:pPr>
+        <w:pStyle w:val="Heading2"/>
+        <w:keepNext/>
+        <w:spacing w:after="100" w:before="200"/>
+      </w:pPr>
+      <w:r>
+        <w:t xml:space="preserve">Assegnazione 4 – Funzioni composte; funzione inversa; riepilogo verso il compito</w:t>
+      </w:r>
+    </w:p>
+    <w:tbl>
+      <w:tblPr>
+        <w:tblW w:type="dxa" w:w="9400"/>
+        <w:tblBorders>
+          <w:top w:val="single" w:color="auto" w:sz="4"/>
+          <w:left w:val="single" w:color="auto" w:sz="4"/>
+          <w:bottom w:val="single" w:color="auto" w:sz="4"/>
+          <w:right w:val="single" w:color="auto" w:sz="4"/>
+          <w:insideH w:val="single" w:color="auto" w:sz="4"/>
+          <w:insideV w:val="single" w:color="auto" w:sz="4"/>
+        </w:tblBorders>
+      </w:tblPr>
+      <w:tblGrid>
+        <w:gridCol w:w="1700"/>
+        <w:gridCol w:w="6800"/>
+        <w:gridCol w:w="900"/>
+      </w:tblGrid>
+      <w:tr>
+        <w:trPr>
+          <w:cantSplit/>
+          <w:tblHeader/>
+        </w:trPr>
+        <w:tc>
+          <w:tcPr>
+            <w:tcW w:type="dxa" w:w="1700"/>
+            <w:tcBorders>
+              <w:top w:val="single" w:color="A6A6A6" w:sz="4"/>
+              <w:left w:val="single" w:color="A6A6A6" w:sz="4"/>
+              <w:bottom w:val="single" w:color="A6A6A6" w:sz="4"/>
+              <w:right w:val="single" w:color="A6A6A6" w:sz="4"/>
+            </w:tcBorders>
+            <w:shd w:fill="DCE6F1" w:color="auto" w:val="clear"/>
+            <w:tcMar>
+              <w:top w:type="dxa" w:w="60"/>
+              <w:left w:type="dxa" w:w="90"/>
+              <w:bottom w:type="dxa" w:w="60"/>
+              <w:right w:type="dxa" w:w="90"/>
+            </w:tcMar>
+          </w:tcPr>
+          <w:p>
+            <w:pPr>
+              <w:spacing w:after="40"/>
+            </w:pPr>
+          </w:p>
+        </w:tc>
+        <w:tc>
+          <w:tcPr>
+            <w:tcW w:type="dxa" w:w="6800"/>
+            <w:tcBorders>
+              <w:top w:val="single" w:color="A6A6A6" w:sz="4"/>
+              <w:left w:val="single" w:color="A6A6A6" w:sz="4"/>
+              <w:bottom w:val="single" w:color="A6A6A6" w:sz="4"/>
+              <w:right w:val="single" w:color="A6A6A6" w:sz="4"/>
+            </w:tcBorders>
+            <w:shd w:fill="DCE6F1" w:color="auto" w:val="clear"/>
+            <w:tcMar>
+              <w:top w:type="dxa" w:w="60"/>
+              <w:left w:type="dxa" w:w="90"/>
+              <w:bottom w:type="dxa" w:w="60"/>
+              <w:right w:type="dxa" w:w="90"/>
+            </w:tcMar>
+          </w:tcPr>
+          <w:p>
+            <w:pPr>
+              <w:spacing w:after="40"/>
+            </w:pPr>
+            <w:r>
+              <w:rPr>
+                <w:b/>
+                <w:bCs/>
+              </w:rPr>
+              <w:t xml:space="preserve">Esercizi</w:t>
+            </w:r>
+          </w:p>
+        </w:tc>
+        <w:tc>
+          <w:tcPr>
+            <w:tcW w:type="dxa" w:w="900"/>
+            <w:tcBorders>
+              <w:top w:val="single" w:color="A6A6A6" w:sz="4"/>
+              <w:left w:val="single" w:color="A6A6A6" w:sz="4"/>
+              <w:bottom w:val="single" w:color="A6A6A6" w:sz="4"/>
+              <w:right w:val="single" w:color="A6A6A6" w:sz="4"/>
+            </w:tcBorders>
+            <w:shd w:fill="DCE6F1" w:color="auto" w:val="clear"/>
+            <w:tcMar>
+              <w:top w:type="dxa" w:w="60"/>
+              <w:left w:type="dxa" w:w="90"/>
+              <w:bottom w:type="dxa" w:w="60"/>
+              <w:right w:type="dxa" w:w="90"/>
+            </w:tcMar>
+          </w:tcPr>
+          <w:p>
+            <w:pPr>
+              <w:spacing w:after="40"/>
+            </w:pPr>
+            <w:r>
+              <w:rPr>
+                <w:b/>
+                <w:bCs/>
+              </w:rPr>
+              <w:t xml:space="preserve">Fatto</w:t>
             </w:r>
           </w:p>
         </w:tc>
@@ -1050,7 +1209,36 @@
         </w:trPr>
         <w:tc>
           <w:tcPr>
-            <w:tcW w:type="dxa" w:w="600"/>
+            <w:tcW w:type="dxa" w:w="1700"/>
+            <w:tcBorders>
+              <w:top w:val="single" w:color="A6A6A6" w:sz="4"/>
+              <w:left w:val="single" w:color="A6A6A6" w:sz="4"/>
+              <w:bottom w:val="single" w:color="A6A6A6" w:sz="4"/>
+              <w:right w:val="single" w:color="A6A6A6" w:sz="4"/>
+            </w:tcBorders>
+            <w:tcMar>
+              <w:top w:type="dxa" w:w="60"/>
+              <w:left w:type="dxa" w:w="90"/>
+              <w:bottom w:type="dxa" w:w="60"/>
+              <w:right w:type="dxa" w:w="90"/>
+            </w:tcMar>
+          </w:tcPr>
+          <w:p>
+            <w:pPr>
+              <w:spacing w:after="40"/>
+            </w:pPr>
+            <w:r>
+              <w:rPr>
+                <w:b/>
+                <w:bCs/>
+              </w:rPr>
+              <w:t xml:space="preserve">Obbligatori</w:t>
+            </w:r>
+          </w:p>
+        </w:tc>
+        <w:tc>
+          <w:tcPr>
+            <w:tcW w:type="dxa" w:w="6800"/>
             <w:tcBorders>
               <w:top w:val="single" w:color="A6A6A6" w:sz="4"/>
               <w:left w:val="single" w:color="A6A6A6" w:sz="4"/>
@@ -1073,71 +1261,13 @@
                 <w:b w:val="false"/>
                 <w:bCs w:val="false"/>
               </w:rPr>
-              <w:t xml:space="preserve">7</w:t>
-            </w:r>
-          </w:p>
-        </w:tc>
-        <w:tc>
-          <w:tcPr>
-            <w:tcW w:type="dxa" w:w="2800"/>
-            <w:tcBorders>
-              <w:top w:val="single" w:color="A6A6A6" w:sz="4"/>
-              <w:left w:val="single" w:color="A6A6A6" w:sz="4"/>
-              <w:bottom w:val="single" w:color="A6A6A6" w:sz="4"/>
-              <w:right w:val="single" w:color="A6A6A6" w:sz="4"/>
-            </w:tcBorders>
-            <w:tcMar>
-              <w:top w:type="dxa" w:w="60"/>
-              <w:left w:type="dxa" w:w="90"/>
-              <w:bottom w:type="dxa" w:w="60"/>
-              <w:right w:type="dxa" w:w="90"/>
-            </w:tcMar>
-          </w:tcPr>
-          <w:p>
-            <w:pPr>
-              <w:spacing w:after="40"/>
-            </w:pPr>
-            <w:r>
-              <w:rPr>
-                <w:b w:val="false"/>
-                <w:bCs w:val="false"/>
-              </w:rPr>
-              <w:t xml:space="preserve">Leggere un grafico</w:t>
-            </w:r>
-          </w:p>
-        </w:tc>
-        <w:tc>
-          <w:tcPr>
-            <w:tcW w:type="dxa" w:w="5100"/>
-            <w:tcBorders>
-              <w:top w:val="single" w:color="A6A6A6" w:sz="4"/>
-              <w:left w:val="single" w:color="A6A6A6" w:sz="4"/>
-              <w:bottom w:val="single" w:color="A6A6A6" w:sz="4"/>
-              <w:right w:val="single" w:color="A6A6A6" w:sz="4"/>
-            </w:tcBorders>
-            <w:tcMar>
-              <w:top w:type="dxa" w:w="60"/>
-              <w:left w:type="dxa" w:w="90"/>
-              <w:bottom w:type="dxa" w:w="60"/>
-              <w:right w:type="dxa" w:w="90"/>
-            </w:tcMar>
-          </w:tcPr>
-          <w:p>
-            <w:pPr>
-              <w:spacing w:after="40"/>
-            </w:pPr>
-            <w:r>
-              <w:rPr>
-                <w:b w:val="false"/>
-                <w:bCs w:val="false"/>
-              </w:rPr>
-              <w:t xml:space="preserve">pag. 22 n. 118, 120, 121; pag. 23 n. 122; pag. 32 n. 280; pag. 33 n. 284; pag. 39 n. 343, 344</w:t>
-            </w:r>
-          </w:p>
-        </w:tc>
-        <w:tc>
-          <w:tcPr>
-            <w:tcW w:type="dxa" w:w="1000"/>
+              <w:t xml:space="preserve">pag. 34 n. 292, 294, 298, 301 · pag. 36 n. 312, 313, 317 · pag. 37 n. 328, 331 · pag. 40 n. 349, 352, 355</w:t>
+            </w:r>
+          </w:p>
+        </w:tc>
+        <w:tc>
+          <w:tcPr>
+            <w:tcW w:type="dxa" w:w="900"/>
             <w:tcBorders>
               <w:top w:val="single" w:color="A6A6A6" w:sz="4"/>
               <w:left w:val="single" w:color="A6A6A6" w:sz="4"/>
@@ -1172,7 +1302,36 @@
         </w:trPr>
         <w:tc>
           <w:tcPr>
-            <w:tcW w:type="dxa" w:w="600"/>
+            <w:tcW w:type="dxa" w:w="1700"/>
+            <w:tcBorders>
+              <w:top w:val="single" w:color="A6A6A6" w:sz="4"/>
+              <w:left w:val="single" w:color="A6A6A6" w:sz="4"/>
+              <w:bottom w:val="single" w:color="A6A6A6" w:sz="4"/>
+              <w:right w:val="single" w:color="A6A6A6" w:sz="4"/>
+            </w:tcBorders>
+            <w:tcMar>
+              <w:top w:type="dxa" w:w="60"/>
+              <w:left w:type="dxa" w:w="90"/>
+              <w:bottom w:type="dxa" w:w="60"/>
+              <w:right w:type="dxa" w:w="90"/>
+            </w:tcMar>
+          </w:tcPr>
+          <w:p>
+            <w:pPr>
+              <w:spacing w:after="40"/>
+            </w:pPr>
+            <w:r>
+              <w:rPr>
+                <w:b/>
+                <w:bCs/>
+              </w:rPr>
+              <w:t xml:space="preserve">Facoltativi</w:t>
+            </w:r>
+          </w:p>
+        </w:tc>
+        <w:tc>
+          <w:tcPr>
+            <w:tcW w:type="dxa" w:w="6800"/>
             <w:tcBorders>
               <w:top w:val="single" w:color="A6A6A6" w:sz="4"/>
               <w:left w:val="single" w:color="A6A6A6" w:sz="4"/>
@@ -1195,559 +1354,13 @@
                 <w:b w:val="false"/>
                 <w:bCs w:val="false"/>
               </w:rPr>
-              <w:t xml:space="preserve">8</w:t>
-            </w:r>
-          </w:p>
-        </w:tc>
-        <w:tc>
-          <w:tcPr>
-            <w:tcW w:type="dxa" w:w="2800"/>
-            <w:tcBorders>
-              <w:top w:val="single" w:color="A6A6A6" w:sz="4"/>
-              <w:left w:val="single" w:color="A6A6A6" w:sz="4"/>
-              <w:bottom w:val="single" w:color="A6A6A6" w:sz="4"/>
-              <w:right w:val="single" w:color="A6A6A6" w:sz="4"/>
-            </w:tcBorders>
-            <w:tcMar>
-              <w:top w:type="dxa" w:w="60"/>
-              <w:left w:type="dxa" w:w="90"/>
-              <w:bottom w:type="dxa" w:w="60"/>
-              <w:right w:type="dxa" w:w="90"/>
-            </w:tcMar>
-          </w:tcPr>
-          <w:p>
-            <w:pPr>
-              <w:spacing w:after="40"/>
-            </w:pPr>
-            <w:r>
-              <w:rPr>
-                <w:b w:val="false"/>
-                <w:bCs w:val="false"/>
-              </w:rPr>
-              <w:t xml:space="preserve">Segno e zeri</w:t>
-            </w:r>
-          </w:p>
-        </w:tc>
-        <w:tc>
-          <w:tcPr>
-            <w:tcW w:type="dxa" w:w="5100"/>
-            <w:tcBorders>
-              <w:top w:val="single" w:color="A6A6A6" w:sz="4"/>
-              <w:left w:val="single" w:color="A6A6A6" w:sz="4"/>
-              <w:bottom w:val="single" w:color="A6A6A6" w:sz="4"/>
-              <w:right w:val="single" w:color="A6A6A6" w:sz="4"/>
-            </w:tcBorders>
-            <w:tcMar>
-              <w:top w:type="dxa" w:w="60"/>
-              <w:left w:type="dxa" w:w="90"/>
-              <w:bottom w:type="dxa" w:w="60"/>
-              <w:right w:type="dxa" w:w="90"/>
-            </w:tcMar>
-          </w:tcPr>
-          <w:p>
-            <w:pPr>
-              <w:spacing w:after="40"/>
-            </w:pPr>
-            <w:r>
-              <w:rPr>
-                <w:b w:val="false"/>
-                <w:bCs w:val="false"/>
-              </w:rPr>
-              <w:t xml:space="preserve">pag. 29 n. 233, 234, 236, 237, 238, 241, 243, 244, 246, 249</w:t>
-            </w:r>
-          </w:p>
-        </w:tc>
-        <w:tc>
-          <w:tcPr>
-            <w:tcW w:type="dxa" w:w="1000"/>
-            <w:tcBorders>
-              <w:top w:val="single" w:color="A6A6A6" w:sz="4"/>
-              <w:left w:val="single" w:color="A6A6A6" w:sz="4"/>
-              <w:bottom w:val="single" w:color="A6A6A6" w:sz="4"/>
-              <w:right w:val="single" w:color="A6A6A6" w:sz="4"/>
-            </w:tcBorders>
-            <w:tcMar>
-              <w:top w:type="dxa" w:w="60"/>
-              <w:left w:type="dxa" w:w="90"/>
-              <w:bottom w:type="dxa" w:w="60"/>
-              <w:right w:type="dxa" w:w="90"/>
-            </w:tcMar>
-          </w:tcPr>
-          <w:p>
-            <w:pPr>
-              <w:spacing w:after="40"/>
-            </w:pPr>
-            <w:r>
-              <w:rPr>
-                <w:b w:val="false"/>
-                <w:bCs w:val="false"/>
-              </w:rPr>
-              <w:t xml:space="preserve">☐</w:t>
-            </w:r>
-          </w:p>
-        </w:tc>
-      </w:tr>
-      <w:tr>
-        <w:trPr>
-          <w:cantSplit/>
-          <w:tblHeader w:val="false"/>
-        </w:trPr>
-        <w:tc>
-          <w:tcPr>
-            <w:tcW w:type="dxa" w:w="600"/>
-            <w:tcBorders>
-              <w:top w:val="single" w:color="A6A6A6" w:sz="4"/>
-              <w:left w:val="single" w:color="A6A6A6" w:sz="4"/>
-              <w:bottom w:val="single" w:color="A6A6A6" w:sz="4"/>
-              <w:right w:val="single" w:color="A6A6A6" w:sz="4"/>
-            </w:tcBorders>
-            <w:tcMar>
-              <w:top w:type="dxa" w:w="60"/>
-              <w:left w:type="dxa" w:w="90"/>
-              <w:bottom w:type="dxa" w:w="60"/>
-              <w:right w:type="dxa" w:w="90"/>
-            </w:tcMar>
-          </w:tcPr>
-          <w:p>
-            <w:pPr>
-              <w:spacing w:after="40"/>
-            </w:pPr>
-            <w:r>
-              <w:rPr>
-                <w:b w:val="false"/>
-                <w:bCs w:val="false"/>
-              </w:rPr>
-              <w:t xml:space="preserve">9</w:t>
-            </w:r>
-          </w:p>
-        </w:tc>
-        <w:tc>
-          <w:tcPr>
-            <w:tcW w:type="dxa" w:w="2800"/>
-            <w:tcBorders>
-              <w:top w:val="single" w:color="A6A6A6" w:sz="4"/>
-              <w:left w:val="single" w:color="A6A6A6" w:sz="4"/>
-              <w:bottom w:val="single" w:color="A6A6A6" w:sz="4"/>
-              <w:right w:val="single" w:color="A6A6A6" w:sz="4"/>
-            </w:tcBorders>
-            <w:tcMar>
-              <w:top w:type="dxa" w:w="60"/>
-              <w:left w:type="dxa" w:w="90"/>
-              <w:bottom w:type="dxa" w:w="60"/>
-              <w:right w:type="dxa" w:w="90"/>
-            </w:tcMar>
-          </w:tcPr>
-          <w:p>
-            <w:pPr>
-              <w:spacing w:after="40"/>
-            </w:pPr>
-            <w:r>
-              <w:rPr>
-                <w:b w:val="false"/>
-                <w:bCs w:val="false"/>
-              </w:rPr>
-              <w:t xml:space="preserve">Funzioni pari e dispari</w:t>
-            </w:r>
-          </w:p>
-        </w:tc>
-        <w:tc>
-          <w:tcPr>
-            <w:tcW w:type="dxa" w:w="5100"/>
-            <w:tcBorders>
-              <w:top w:val="single" w:color="A6A6A6" w:sz="4"/>
-              <w:left w:val="single" w:color="A6A6A6" w:sz="4"/>
-              <w:bottom w:val="single" w:color="A6A6A6" w:sz="4"/>
-              <w:right w:val="single" w:color="A6A6A6" w:sz="4"/>
-            </w:tcBorders>
-            <w:tcMar>
-              <w:top w:type="dxa" w:w="60"/>
-              <w:left w:type="dxa" w:w="90"/>
-              <w:bottom w:type="dxa" w:w="60"/>
-              <w:right w:type="dxa" w:w="90"/>
-            </w:tcMar>
-          </w:tcPr>
-          <w:p>
-            <w:pPr>
-              <w:spacing w:after="40"/>
-            </w:pPr>
-            <w:r>
-              <w:rPr>
-                <w:b w:val="false"/>
-                <w:bCs w:val="false"/>
-              </w:rPr>
-              <w:t xml:space="preserve">pag. 31 n. 265, 266, 267, 268, 269, 270, 271, 273, 275, 277</w:t>
-            </w:r>
-          </w:p>
-        </w:tc>
-        <w:tc>
-          <w:tcPr>
-            <w:tcW w:type="dxa" w:w="1000"/>
-            <w:tcBorders>
-              <w:top w:val="single" w:color="A6A6A6" w:sz="4"/>
-              <w:left w:val="single" w:color="A6A6A6" w:sz="4"/>
-              <w:bottom w:val="single" w:color="A6A6A6" w:sz="4"/>
-              <w:right w:val="single" w:color="A6A6A6" w:sz="4"/>
-            </w:tcBorders>
-            <w:tcMar>
-              <w:top w:type="dxa" w:w="60"/>
-              <w:left w:type="dxa" w:w="90"/>
-              <w:bottom w:type="dxa" w:w="60"/>
-              <w:right w:type="dxa" w:w="90"/>
-            </w:tcMar>
-          </w:tcPr>
-          <w:p>
-            <w:pPr>
-              <w:spacing w:after="40"/>
-            </w:pPr>
-            <w:r>
-              <w:rPr>
-                <w:b w:val="false"/>
-                <w:bCs w:val="false"/>
-              </w:rPr>
-              <w:t xml:space="preserve">☐</w:t>
-            </w:r>
-          </w:p>
-        </w:tc>
-      </w:tr>
-      <w:tr>
-        <w:trPr>
-          <w:cantSplit/>
-          <w:tblHeader w:val="false"/>
-        </w:trPr>
-        <w:tc>
-          <w:tcPr>
-            <w:tcW w:type="dxa" w:w="600"/>
-            <w:tcBorders>
-              <w:top w:val="single" w:color="A6A6A6" w:sz="4"/>
-              <w:left w:val="single" w:color="A6A6A6" w:sz="4"/>
-              <w:bottom w:val="single" w:color="A6A6A6" w:sz="4"/>
-              <w:right w:val="single" w:color="A6A6A6" w:sz="4"/>
-            </w:tcBorders>
-            <w:tcMar>
-              <w:top w:type="dxa" w:w="60"/>
-              <w:left w:type="dxa" w:w="90"/>
-              <w:bottom w:type="dxa" w:w="60"/>
-              <w:right w:type="dxa" w:w="90"/>
-            </w:tcMar>
-          </w:tcPr>
-          <w:p>
-            <w:pPr>
-              <w:spacing w:after="40"/>
-            </w:pPr>
-            <w:r>
-              <w:rPr>
-                <w:b w:val="false"/>
-                <w:bCs w:val="false"/>
-              </w:rPr>
-              <w:t xml:space="preserve">10</w:t>
-            </w:r>
-          </w:p>
-        </w:tc>
-        <w:tc>
-          <w:tcPr>
-            <w:tcW w:type="dxa" w:w="2800"/>
-            <w:tcBorders>
-              <w:top w:val="single" w:color="A6A6A6" w:sz="4"/>
-              <w:left w:val="single" w:color="A6A6A6" w:sz="4"/>
-              <w:bottom w:val="single" w:color="A6A6A6" w:sz="4"/>
-              <w:right w:val="single" w:color="A6A6A6" w:sz="4"/>
-            </w:tcBorders>
-            <w:tcMar>
-              <w:top w:type="dxa" w:w="60"/>
-              <w:left w:type="dxa" w:w="90"/>
-              <w:bottom w:type="dxa" w:w="60"/>
-              <w:right w:type="dxa" w:w="90"/>
-            </w:tcMar>
-          </w:tcPr>
-          <w:p>
-            <w:pPr>
-              <w:spacing w:after="40"/>
-            </w:pPr>
-            <w:r>
-              <w:rPr>
-                <w:b w:val="false"/>
-                <w:bCs w:val="false"/>
-              </w:rPr>
-              <w:t xml:space="preserve">Funzioni composte</w:t>
-            </w:r>
-          </w:p>
-        </w:tc>
-        <w:tc>
-          <w:tcPr>
-            <w:tcW w:type="dxa" w:w="5100"/>
-            <w:tcBorders>
-              <w:top w:val="single" w:color="A6A6A6" w:sz="4"/>
-              <w:left w:val="single" w:color="A6A6A6" w:sz="4"/>
-              <w:bottom w:val="single" w:color="A6A6A6" w:sz="4"/>
-              <w:right w:val="single" w:color="A6A6A6" w:sz="4"/>
-            </w:tcBorders>
-            <w:tcMar>
-              <w:top w:type="dxa" w:w="60"/>
-              <w:left w:type="dxa" w:w="90"/>
-              <w:bottom w:type="dxa" w:w="60"/>
-              <w:right w:type="dxa" w:w="90"/>
-            </w:tcMar>
-          </w:tcPr>
-          <w:p>
-            <w:pPr>
-              <w:spacing w:after="40"/>
-            </w:pPr>
-            <w:r>
-              <w:rPr>
-                <w:b w:val="false"/>
-                <w:bCs w:val="false"/>
-              </w:rPr>
-              <w:t xml:space="preserve">pag. 34 n. 292, 293, 294, 295, 296, 298, 299, 300, 301, 303</w:t>
-            </w:r>
-          </w:p>
-        </w:tc>
-        <w:tc>
-          <w:tcPr>
-            <w:tcW w:type="dxa" w:w="1000"/>
-            <w:tcBorders>
-              <w:top w:val="single" w:color="A6A6A6" w:sz="4"/>
-              <w:left w:val="single" w:color="A6A6A6" w:sz="4"/>
-              <w:bottom w:val="single" w:color="A6A6A6" w:sz="4"/>
-              <w:right w:val="single" w:color="A6A6A6" w:sz="4"/>
-            </w:tcBorders>
-            <w:tcMar>
-              <w:top w:type="dxa" w:w="60"/>
-              <w:left w:type="dxa" w:w="90"/>
-              <w:bottom w:type="dxa" w:w="60"/>
-              <w:right w:type="dxa" w:w="90"/>
-            </w:tcMar>
-          </w:tcPr>
-          <w:p>
-            <w:pPr>
-              <w:spacing w:after="40"/>
-            </w:pPr>
-            <w:r>
-              <w:rPr>
-                <w:b w:val="false"/>
-                <w:bCs w:val="false"/>
-              </w:rPr>
-              <w:t xml:space="preserve">☐</w:t>
-            </w:r>
-          </w:p>
-        </w:tc>
-      </w:tr>
-      <w:tr>
-        <w:trPr>
-          <w:cantSplit/>
-          <w:tblHeader w:val="false"/>
-        </w:trPr>
-        <w:tc>
-          <w:tcPr>
-            <w:tcW w:type="dxa" w:w="600"/>
-            <w:tcBorders>
-              <w:top w:val="single" w:color="A6A6A6" w:sz="4"/>
-              <w:left w:val="single" w:color="A6A6A6" w:sz="4"/>
-              <w:bottom w:val="single" w:color="A6A6A6" w:sz="4"/>
-              <w:right w:val="single" w:color="A6A6A6" w:sz="4"/>
-            </w:tcBorders>
-            <w:tcMar>
-              <w:top w:type="dxa" w:w="60"/>
-              <w:left w:type="dxa" w:w="90"/>
-              <w:bottom w:type="dxa" w:w="60"/>
-              <w:right w:type="dxa" w:w="90"/>
-            </w:tcMar>
-          </w:tcPr>
-          <w:p>
-            <w:pPr>
-              <w:spacing w:after="40"/>
-            </w:pPr>
-            <w:r>
-              <w:rPr>
-                <w:b w:val="false"/>
-                <w:bCs w:val="false"/>
-              </w:rPr>
-              <w:t xml:space="preserve">11</w:t>
-            </w:r>
-          </w:p>
-        </w:tc>
-        <w:tc>
-          <w:tcPr>
-            <w:tcW w:type="dxa" w:w="2800"/>
-            <w:tcBorders>
-              <w:top w:val="single" w:color="A6A6A6" w:sz="4"/>
-              <w:left w:val="single" w:color="A6A6A6" w:sz="4"/>
-              <w:bottom w:val="single" w:color="A6A6A6" w:sz="4"/>
-              <w:right w:val="single" w:color="A6A6A6" w:sz="4"/>
-            </w:tcBorders>
-            <w:tcMar>
-              <w:top w:type="dxa" w:w="60"/>
-              <w:left w:type="dxa" w:w="90"/>
-              <w:bottom w:type="dxa" w:w="60"/>
-              <w:right w:type="dxa" w:w="90"/>
-            </w:tcMar>
-          </w:tcPr>
-          <w:p>
-            <w:pPr>
-              <w:spacing w:after="40"/>
-            </w:pPr>
-            <w:r>
-              <w:rPr>
-                <w:b w:val="false"/>
-                <w:bCs w:val="false"/>
-              </w:rPr>
-              <w:t xml:space="preserve">Funzione inversa</w:t>
-            </w:r>
-          </w:p>
-        </w:tc>
-        <w:tc>
-          <w:tcPr>
-            <w:tcW w:type="dxa" w:w="5100"/>
-            <w:tcBorders>
-              <w:top w:val="single" w:color="A6A6A6" w:sz="4"/>
-              <w:left w:val="single" w:color="A6A6A6" w:sz="4"/>
-              <w:bottom w:val="single" w:color="A6A6A6" w:sz="4"/>
-              <w:right w:val="single" w:color="A6A6A6" w:sz="4"/>
-            </w:tcBorders>
-            <w:tcMar>
-              <w:top w:type="dxa" w:w="60"/>
-              <w:left w:type="dxa" w:w="90"/>
-              <w:bottom w:type="dxa" w:w="60"/>
-              <w:right w:type="dxa" w:w="90"/>
-            </w:tcMar>
-          </w:tcPr>
-          <w:p>
-            <w:pPr>
-              <w:spacing w:after="40"/>
-            </w:pPr>
-            <w:r>
-              <w:rPr>
-                <w:b w:val="false"/>
-                <w:bCs w:val="false"/>
-              </w:rPr>
-              <w:t xml:space="preserve">pag. 36 n. 312, 313, 314, 315, 316, 317, 319, 322, 323; pag. 37 n. 333</w:t>
-            </w:r>
-          </w:p>
-        </w:tc>
-        <w:tc>
-          <w:tcPr>
-            <w:tcW w:type="dxa" w:w="1000"/>
-            <w:tcBorders>
-              <w:top w:val="single" w:color="A6A6A6" w:sz="4"/>
-              <w:left w:val="single" w:color="A6A6A6" w:sz="4"/>
-              <w:bottom w:val="single" w:color="A6A6A6" w:sz="4"/>
-              <w:right w:val="single" w:color="A6A6A6" w:sz="4"/>
-            </w:tcBorders>
-            <w:tcMar>
-              <w:top w:type="dxa" w:w="60"/>
-              <w:left w:type="dxa" w:w="90"/>
-              <w:bottom w:type="dxa" w:w="60"/>
-              <w:right w:type="dxa" w:w="90"/>
-            </w:tcMar>
-          </w:tcPr>
-          <w:p>
-            <w:pPr>
-              <w:spacing w:after="40"/>
-            </w:pPr>
-            <w:r>
-              <w:rPr>
-                <w:b w:val="false"/>
-                <w:bCs w:val="false"/>
-              </w:rPr>
-              <w:t xml:space="preserve">☐</w:t>
-            </w:r>
-          </w:p>
-        </w:tc>
-      </w:tr>
-      <w:tr>
-        <w:trPr>
-          <w:cantSplit/>
-          <w:tblHeader w:val="false"/>
-        </w:trPr>
-        <w:tc>
-          <w:tcPr>
-            <w:tcW w:type="dxa" w:w="600"/>
-            <w:tcBorders>
-              <w:top w:val="single" w:color="A6A6A6" w:sz="4"/>
-              <w:left w:val="single" w:color="A6A6A6" w:sz="4"/>
-              <w:bottom w:val="single" w:color="A6A6A6" w:sz="4"/>
-              <w:right w:val="single" w:color="A6A6A6" w:sz="4"/>
-            </w:tcBorders>
-            <w:tcMar>
-              <w:top w:type="dxa" w:w="60"/>
-              <w:left w:type="dxa" w:w="90"/>
-              <w:bottom w:type="dxa" w:w="60"/>
-              <w:right w:type="dxa" w:w="90"/>
-            </w:tcMar>
-          </w:tcPr>
-          <w:p>
-            <w:pPr>
-              <w:spacing w:after="40"/>
-            </w:pPr>
-            <w:r>
-              <w:rPr>
-                <w:b w:val="false"/>
-                <w:bCs w:val="false"/>
-              </w:rPr>
-              <w:t xml:space="preserve">12</w:t>
-            </w:r>
-          </w:p>
-        </w:tc>
-        <w:tc>
-          <w:tcPr>
-            <w:tcW w:type="dxa" w:w="2800"/>
-            <w:tcBorders>
-              <w:top w:val="single" w:color="A6A6A6" w:sz="4"/>
-              <w:left w:val="single" w:color="A6A6A6" w:sz="4"/>
-              <w:bottom w:val="single" w:color="A6A6A6" w:sz="4"/>
-              <w:right w:val="single" w:color="A6A6A6" w:sz="4"/>
-            </w:tcBorders>
-            <w:tcMar>
-              <w:top w:type="dxa" w:w="60"/>
-              <w:left w:type="dxa" w:w="90"/>
-              <w:bottom w:type="dxa" w:w="60"/>
-              <w:right w:type="dxa" w:w="90"/>
-            </w:tcMar>
-          </w:tcPr>
-          <w:p>
-            <w:pPr>
-              <w:spacing w:after="40"/>
-            </w:pPr>
-            <w:r>
-              <w:rPr>
-                <w:b w:val="false"/>
-                <w:bCs w:val="false"/>
-              </w:rPr>
-              <w:t xml:space="preserve">Riepilogo</w:t>
-            </w:r>
-          </w:p>
-        </w:tc>
-        <w:tc>
-          <w:tcPr>
-            <w:tcW w:type="dxa" w:w="5100"/>
-            <w:tcBorders>
-              <w:top w:val="single" w:color="A6A6A6" w:sz="4"/>
-              <w:left w:val="single" w:color="A6A6A6" w:sz="4"/>
-              <w:bottom w:val="single" w:color="A6A6A6" w:sz="4"/>
-              <w:right w:val="single" w:color="A6A6A6" w:sz="4"/>
-            </w:tcBorders>
-            <w:tcMar>
-              <w:top w:type="dxa" w:w="60"/>
-              <w:left w:type="dxa" w:w="90"/>
-              <w:bottom w:type="dxa" w:w="60"/>
-              <w:right w:type="dxa" w:w="90"/>
-            </w:tcMar>
-          </w:tcPr>
-          <w:p>
-            <w:pPr>
-              <w:spacing w:after="40"/>
-            </w:pPr>
-            <w:r>
-              <w:rPr>
-                <w:b w:val="false"/>
-                <w:bCs w:val="false"/>
-              </w:rPr>
-              <w:t xml:space="preserve">pag. 37 n. 327, 328, 331, 335; pag. 40 n. 349, 350, 352, 355, 356</w:t>
-            </w:r>
-          </w:p>
-        </w:tc>
-        <w:tc>
-          <w:tcPr>
-            <w:tcW w:type="dxa" w:w="1000"/>
+              <w:t xml:space="preserve">pag. 34 n. 299 · pag. 36 n. 319 · pag. 40 n. 350 (tipo compito)</w:t>
+            </w:r>
+          </w:p>
+        </w:tc>
+        <w:tc>
+          <w:tcPr>
+            <w:tcW w:type="dxa" w:w="900"/>
             <w:tcBorders>
               <w:top w:val="single" w:color="A6A6A6" w:sz="4"/>
               <w:left w:val="single" w:color="A6A6A6" w:sz="4"/>
@@ -1778,16 +1391,22 @@
     </w:tbl>
     <w:p>
       <w:pPr>
+        <w:pageBreakBefore/>
+      </w:pPr>
+    </w:p>
+    <w:p>
+      <w:pPr>
         <w:pStyle w:val="Heading2"/>
         <w:keepNext/>
         <w:spacing w:after="100" w:before="200"/>
       </w:pPr>
       <w:r>
-        <w:t xml:space="preserve">Consegne 1 e 2 – Esercizi di ripasso (non sono sul libro)</w:t>
+        <w:t xml:space="preserve">Esercizi di ripasso R dell’assegnazione 1 (non sono sul libro)</w:t>
       </w:r>
     </w:p>
     <w:p>
       <w:pPr>
+        <w:keepNext/>
         <w:spacing w:after="100" w:before="0"/>
       </w:pPr>
       <w:r>
@@ -1881,121 +1500,6 @@
                 <w:b/>
                 <w:bCs/>
               </w:rPr>
-              <w:t xml:space="preserve">R2.</w:t>
-            </w:r>
-            <w:r>
-              <w:rPr>
-                <w:b w:val="false"/>
-                <w:bCs w:val="false"/>
-              </w:rPr>
-              <w:t xml:space="preserve">  </w:t>
-            </w:r>
-            <m:oMath>
-              <m:f>
-                <m:num>
-                  <m:r>
-                    <m:t>x−1</m:t>
-                  </m:r>
-                </m:num>
-                <m:den>
-                  <m:r>
-                    <m:t>2</m:t>
-                  </m:r>
-                </m:den>
-              </m:f>
-              <m:r>
-                <m:t>−</m:t>
-              </m:r>
-              <m:f>
-                <m:num>
-                  <m:r>
-                    <m:t>x+3</m:t>
-                  </m:r>
-                </m:num>
-                <m:den>
-                  <m:r>
-                    <m:t>3</m:t>
-                  </m:r>
-                </m:den>
-              </m:f>
-              <m:r>
-                <m:t>&lt;1</m:t>
-              </m:r>
-            </m:oMath>
-          </w:p>
-        </w:tc>
-      </w:tr>
-      <w:tr>
-        <w:trPr>
-          <w:cantSplit/>
-          <w:tblHeader w:val="false"/>
-        </w:trPr>
-        <w:tc>
-          <w:tcPr>
-            <w:tcW w:type="dxa" w:w="4700"/>
-            <w:tcBorders>
-              <w:top w:val="single" w:color="A6A6A6" w:sz="4"/>
-              <w:left w:val="single" w:color="A6A6A6" w:sz="4"/>
-              <w:bottom w:val="single" w:color="A6A6A6" w:sz="4"/>
-              <w:right w:val="single" w:color="A6A6A6" w:sz="4"/>
-            </w:tcBorders>
-            <w:tcMar>
-              <w:top w:type="dxa" w:w="60"/>
-              <w:left w:type="dxa" w:w="90"/>
-              <w:bottom w:type="dxa" w:w="60"/>
-              <w:right w:type="dxa" w:w="90"/>
-            </w:tcMar>
-          </w:tcPr>
-          <w:p>
-            <w:pPr>
-              <w:spacing w:after="40"/>
-            </w:pPr>
-            <w:r>
-              <w:rPr>
-                <w:b/>
-                <w:bCs/>
-              </w:rPr>
-              <w:t xml:space="preserve">R3.</w:t>
-            </w:r>
-            <w:r>
-              <w:rPr>
-                <w:b w:val="false"/>
-                <w:bCs w:val="false"/>
-              </w:rPr>
-              <w:t xml:space="preserve">  </w:t>
-            </w:r>
-            <m:oMath>
-              <m:r>
-                <m:t>2(1−x)&gt;−(x+4)</m:t>
-              </m:r>
-            </m:oMath>
-          </w:p>
-        </w:tc>
-        <w:tc>
-          <w:tcPr>
-            <w:tcW w:type="dxa" w:w="4700"/>
-            <w:tcBorders>
-              <w:top w:val="single" w:color="A6A6A6" w:sz="4"/>
-              <w:left w:val="single" w:color="A6A6A6" w:sz="4"/>
-              <w:bottom w:val="single" w:color="A6A6A6" w:sz="4"/>
-              <w:right w:val="single" w:color="A6A6A6" w:sz="4"/>
-            </w:tcBorders>
-            <w:tcMar>
-              <w:top w:type="dxa" w:w="60"/>
-              <w:left w:type="dxa" w:w="90"/>
-              <w:bottom w:type="dxa" w:w="60"/>
-              <w:right w:type="dxa" w:w="90"/>
-            </w:tcMar>
-          </w:tcPr>
-          <w:p>
-            <w:pPr>
-              <w:spacing w:after="40"/>
-            </w:pPr>
-            <w:r>
-              <w:rPr>
-                <w:b/>
-                <w:bCs/>
-              </w:rPr>
               <w:t xml:space="preserve">R4.</w:t>
             </w:r>
             <w:r>
@@ -2056,60 +1560,6 @@
                 <w:b/>
                 <w:bCs/>
               </w:rPr>
-              <w:t xml:space="preserve">R5.</w:t>
-            </w:r>
-            <w:r>
-              <w:rPr>
-                <w:b w:val="false"/>
-                <w:bCs w:val="false"/>
-              </w:rPr>
-              <w:t xml:space="preserve">  </w:t>
-            </w:r>
-            <m:oMath>
-              <m:sSup>
-                <m:sSupPr/>
-                <m:e>
-                  <m:r>
-                    <m:t>x</m:t>
-                  </m:r>
-                </m:e>
-                <m:sup>
-                  <m:r>
-                    <m:t>2</m:t>
-                  </m:r>
-                </m:sup>
-              </m:sSup>
-              <m:r>
-                <m:t>−4x≤0</m:t>
-              </m:r>
-            </m:oMath>
-          </w:p>
-        </w:tc>
-        <w:tc>
-          <w:tcPr>
-            <w:tcW w:type="dxa" w:w="4700"/>
-            <w:tcBorders>
-              <w:top w:val="single" w:color="A6A6A6" w:sz="4"/>
-              <w:left w:val="single" w:color="A6A6A6" w:sz="4"/>
-              <w:bottom w:val="single" w:color="A6A6A6" w:sz="4"/>
-              <w:right w:val="single" w:color="A6A6A6" w:sz="4"/>
-            </w:tcBorders>
-            <w:tcMar>
-              <w:top w:type="dxa" w:w="60"/>
-              <w:left w:type="dxa" w:w="90"/>
-              <w:bottom w:type="dxa" w:w="60"/>
-              <w:right w:type="dxa" w:w="90"/>
-            </w:tcMar>
-          </w:tcPr>
-          <w:p>
-            <w:pPr>
-              <w:spacing w:after="40"/>
-            </w:pPr>
-            <w:r>
-              <w:rPr>
-                <w:b/>
-                <w:bCs/>
-              </w:rPr>
               <w:t xml:space="preserve">R6.</w:t>
             </w:r>
             <w:r>
@@ -2139,12 +1589,6 @@
             </m:oMath>
           </w:p>
         </w:tc>
-      </w:tr>
-      <w:tr>
-        <w:trPr>
-          <w:cantSplit/>
-          <w:tblHeader w:val="false"/>
-        </w:trPr>
         <w:tc>
           <w:tcPr>
             <w:tcW w:type="dxa" w:w="4700"/>
@@ -2202,63 +1646,6 @@
             </m:oMath>
           </w:p>
         </w:tc>
-        <w:tc>
-          <w:tcPr>
-            <w:tcW w:type="dxa" w:w="4700"/>
-            <w:tcBorders>
-              <w:top w:val="single" w:color="A6A6A6" w:sz="4"/>
-              <w:left w:val="single" w:color="A6A6A6" w:sz="4"/>
-              <w:bottom w:val="single" w:color="A6A6A6" w:sz="4"/>
-              <w:right w:val="single" w:color="A6A6A6" w:sz="4"/>
-            </w:tcBorders>
-            <w:tcMar>
-              <w:top w:type="dxa" w:w="60"/>
-              <w:left w:type="dxa" w:w="90"/>
-              <w:bottom w:type="dxa" w:w="60"/>
-              <w:right w:type="dxa" w:w="90"/>
-            </w:tcMar>
-          </w:tcPr>
-          <w:p>
-            <w:pPr>
-              <w:spacing w:after="40"/>
-            </w:pPr>
-            <w:r>
-              <w:rPr>
-                <w:b/>
-                <w:bCs/>
-              </w:rPr>
-              <w:t xml:space="preserve">R8.</w:t>
-            </w:r>
-            <w:r>
-              <w:rPr>
-                <w:b w:val="false"/>
-                <w:bCs w:val="false"/>
-              </w:rPr>
-              <w:t xml:space="preserve">  </w:t>
-            </w:r>
-            <m:oMath>
-              <m:r>
-                <m:t>2</m:t>
-              </m:r>
-              <m:sSup>
-                <m:sSupPr/>
-                <m:e>
-                  <m:r>
-                    <m:t>x</m:t>
-                  </m:r>
-                </m:e>
-                <m:sup>
-                  <m:r>
-                    <m:t>2</m:t>
-                  </m:r>
-                </m:sup>
-              </m:sSup>
-              <m:r>
-                <m:t>−3x−2&gt;0</m:t>
-              </m:r>
-            </m:oMath>
-          </w:p>
-        </w:tc>
       </w:tr>
       <w:tr>
         <w:trPr>
@@ -2344,66 +1731,6 @@
                 <w:b/>
                 <w:bCs/>
               </w:rPr>
-              <w:t xml:space="preserve">R10.</w:t>
-            </w:r>
-            <w:r>
-              <w:rPr>
-                <w:b w:val="false"/>
-                <w:bCs w:val="false"/>
-              </w:rPr>
-              <w:t xml:space="preserve">  </w:t>
-            </w:r>
-            <m:oMath>
-              <m:sSup>
-                <m:sSupPr/>
-                <m:e>
-                  <m:r>
-                    <m:t>x</m:t>
-                  </m:r>
-                </m:e>
-                <m:sup>
-                  <m:r>
-                    <m:t>2</m:t>
-                  </m:r>
-                </m:sup>
-              </m:sSup>
-              <m:r>
-                <m:t>+4x+4≤0</m:t>
-              </m:r>
-            </m:oMath>
-          </w:p>
-        </w:tc>
-      </w:tr>
-      <w:tr>
-        <w:trPr>
-          <w:cantSplit/>
-          <w:tblHeader w:val="false"/>
-        </w:trPr>
-        <w:tc>
-          <w:tcPr>
-            <w:tcW w:type="dxa" w:w="4700"/>
-            <w:tcBorders>
-              <w:top w:val="single" w:color="A6A6A6" w:sz="4"/>
-              <w:left w:val="single" w:color="A6A6A6" w:sz="4"/>
-              <w:bottom w:val="single" w:color="A6A6A6" w:sz="4"/>
-              <w:right w:val="single" w:color="A6A6A6" w:sz="4"/>
-            </w:tcBorders>
-            <w:tcMar>
-              <w:top w:type="dxa" w:w="60"/>
-              <w:left w:type="dxa" w:w="90"/>
-              <w:bottom w:type="dxa" w:w="60"/>
-              <w:right w:type="dxa" w:w="90"/>
-            </w:tcMar>
-          </w:tcPr>
-          <w:p>
-            <w:pPr>
-              <w:spacing w:after="40"/>
-            </w:pPr>
-            <w:r>
-              <w:rPr>
-                <w:b/>
-                <w:bCs/>
-              </w:rPr>
               <w:t xml:space="preserve">R11.</w:t>
             </w:r>
             <w:r>
@@ -2432,6 +1759,12 @@
             </m:oMath>
           </w:p>
         </w:tc>
+      </w:tr>
+      <w:tr>
+        <w:trPr>
+          <w:cantSplit/>
+          <w:tblHeader w:val="false"/>
+        </w:trPr>
         <w:tc>
           <w:tcPr>
             <w:tcW w:type="dxa" w:w="4700"/>
@@ -2498,6 +1831,28 @@
             </m:oMath>
           </w:p>
         </w:tc>
+        <w:tc>
+          <w:tcPr>
+            <w:tcW w:type="dxa" w:w="4700"/>
+            <w:tcBorders>
+              <w:top w:val="single" w:color="A6A6A6" w:sz="4"/>
+              <w:left w:val="single" w:color="A6A6A6" w:sz="4"/>
+              <w:bottom w:val="single" w:color="A6A6A6" w:sz="4"/>
+              <w:right w:val="single" w:color="A6A6A6" w:sz="4"/>
+            </w:tcBorders>
+            <w:tcMar>
+              <w:top w:type="dxa" w:w="60"/>
+              <w:left w:type="dxa" w:w="90"/>
+              <w:bottom w:type="dxa" w:w="60"/>
+              <w:right w:type="dxa" w:w="90"/>
+            </w:tcMar>
+          </w:tcPr>
+          <w:p>
+            <w:pPr>
+              <w:spacing w:after="40"/>
+            </w:pPr>
+          </w:p>
+        </w:tc>
       </w:tr>
     </w:tbl>
     <w:p>
@@ -2559,42 +1914,6 @@
           <w:b/>
           <w:bCs/>
         </w:rPr>
-        <w:t xml:space="preserve">R2:</w:t>
-      </w:r>
-      <w:r>
-        <w:t xml:space="preserve"> </w:t>
-      </w:r>
-      <m:oMath>
-        <m:r>
-          <m:t>x&lt;15</m:t>
-        </m:r>
-      </m:oMath>
-      <w:r>
-        <w:t xml:space="preserve">   ·   </w:t>
-      </w:r>
-      <w:r>
-        <w:rPr>
-          <w:b/>
-          <w:bCs/>
-        </w:rPr>
-        <w:t xml:space="preserve">R3:</w:t>
-      </w:r>
-      <w:r>
-        <w:t xml:space="preserve"> </w:t>
-      </w:r>
-      <m:oMath>
-        <m:r>
-          <m:t>x&lt;6</m:t>
-        </m:r>
-      </m:oMath>
-      <w:r>
-        <w:t xml:space="preserve">   ·   </w:t>
-      </w:r>
-      <w:r>
-        <w:rPr>
-          <w:b/>
-          <w:bCs/>
-        </w:rPr>
         <w:t xml:space="preserve">R4:</w:t>
       </w:r>
       <w:r>
@@ -2613,24 +1932,6 @@
           <w:b/>
           <w:bCs/>
         </w:rPr>
-        <w:t xml:space="preserve">R5:</w:t>
-      </w:r>
-      <w:r>
-        <w:t xml:space="preserve"> </w:t>
-      </w:r>
-      <m:oMath>
-        <m:r>
-          <m:t>0≤x≤4</m:t>
-        </m:r>
-      </m:oMath>
-      <w:r>
-        <w:t xml:space="preserve">   ·   </w:t>
-      </w:r>
-      <w:r>
-        <w:rPr>
-          <w:b/>
-          <w:bCs/>
-        </w:rPr>
         <w:t xml:space="preserve">R6:</w:t>
       </w:r>
       <w:r>
@@ -2667,39 +1968,6 @@
           <w:b/>
           <w:bCs/>
         </w:rPr>
-        <w:t xml:space="preserve">R8:</w:t>
-      </w:r>
-      <w:r>
-        <w:t xml:space="preserve"> </w:t>
-      </w:r>
-      <m:oMath>
-        <m:r>
-          <m:t>x&lt;−</m:t>
-        </m:r>
-        <m:f>
-          <m:num>
-            <m:r>
-              <m:t>1</m:t>
-            </m:r>
-          </m:num>
-          <m:den>
-            <m:r>
-              <m:t>2</m:t>
-            </m:r>
-          </m:den>
-        </m:f>
-        <m:r>
-          <m:t> ∨ x&gt;2</m:t>
-        </m:r>
-      </m:oMath>
-      <w:r>
-        <w:t xml:space="preserve">   ·   </w:t>
-      </w:r>
-      <w:r>
-        <w:rPr>
-          <w:b/>
-          <w:bCs/>
-        </w:rPr>
         <w:t xml:space="preserve">R9:</w:t>
       </w:r>
       <w:r>
@@ -2708,24 +1976,6 @@
       <m:oMath>
         <m:r>
           <m:t>∀x∈ℝ</m:t>
-        </m:r>
-      </m:oMath>
-      <w:r>
-        <w:t xml:space="preserve">   ·   </w:t>
-      </w:r>
-      <w:r>
-        <w:rPr>
-          <w:b/>
-          <w:bCs/>
-        </w:rPr>
-        <w:t xml:space="preserve">R10:</w:t>
-      </w:r>
-      <w:r>
-        <w:t xml:space="preserve"> </w:t>
-      </w:r>
-      <m:oMath>
-        <m:r>
-          <m:t>x=−2</m:t>
         </m:r>
       </m:oMath>
       <w:r>
@@ -2835,7 +2085,7 @@
         <w:sz w:val="18"/>
         <w:szCs w:val="18"/>
       </w:rPr>
-      <w:t xml:space="preserve">Funzioni – consegne per casa · pag. </w:t>
+      <w:t xml:space="preserve">Funzioni – assegnazioni per casa · pag. </w:t>
     </w:r>
     <w:r>
       <w:rPr>
